--- a/Electricity/electricity.docx
+++ b/Electricity/electricity.docx
@@ -189,7 +189,6 @@
           <w:numId w:val="1"/>
         </w:numPr>
         <w:tabs>
-          <w:tab w:val="clear" w:pos="709"/>
           <w:tab w:val="left" w:pos="709" w:leader="none"/>
         </w:tabs>
         <w:bidi w:val="0"/>
@@ -223,7 +222,6 @@
           <w:numId w:val="1"/>
         </w:numPr>
         <w:tabs>
-          <w:tab w:val="clear" w:pos="709"/>
           <w:tab w:val="left" w:pos="709" w:leader="none"/>
         </w:tabs>
         <w:bidi w:val="0"/>
@@ -277,7 +275,6 @@
           <w:numId w:val="2"/>
         </w:numPr>
         <w:tabs>
-          <w:tab w:val="clear" w:pos="709"/>
           <w:tab w:val="left" w:pos="709" w:leader="none"/>
         </w:tabs>
         <w:bidi w:val="0"/>
@@ -311,7 +308,6 @@
           <w:numId w:val="2"/>
         </w:numPr>
         <w:tabs>
-          <w:tab w:val="clear" w:pos="709"/>
           <w:tab w:val="left" w:pos="709" w:leader="none"/>
         </w:tabs>
         <w:bidi w:val="0"/>
@@ -345,7 +341,6 @@
           <w:numId w:val="2"/>
         </w:numPr>
         <w:tabs>
-          <w:tab w:val="clear" w:pos="709"/>
           <w:tab w:val="left" w:pos="709" w:leader="none"/>
         </w:tabs>
         <w:bidi w:val="0"/>
@@ -383,13 +378,55 @@
         </w:rPr>
       </w:pPr>
       <w:r>
+        <w:rPr>
+          <w:rFonts w:ascii="Calibri" w:hAnsi="Calibri"/>
+          <w:sz w:val="24"/>
+          <w:szCs w:val="24"/>
+        </w:rPr>
+      </w:r>
+    </w:p>
+    <w:p>
+      <w:pPr>
+        <w:pStyle w:val="BodyText"/>
+        <w:bidi w:val="0"/>
+        <w:jc w:val="both"/>
         <w:rPr/>
-      </w:r>
-    </w:p>
-    <w:p>
-      <w:pPr>
-        <w:pStyle w:val="BodyText"/>
-        <w:bidi w:val="0"/>
+      </w:pPr>
+      <w:r>
+        <w:rPr>
+          <w:rFonts w:ascii="Calibri" w:hAnsi="Calibri"/>
+          <w:sz w:val="24"/>
+          <w:szCs w:val="24"/>
+        </w:rPr>
+        <w:t xml:space="preserve">As you see, fuse seems a kind of way of controlling the flow of current to one part of the circuit to another part. I am not going to discuss the circuit design plan here. But will like to take an example to explain how important to this issue, we will take an </w:t>
+      </w:r>
+      <w:r>
+        <w:rPr>
+          <w:rFonts w:ascii="Calibri" w:hAnsi="Calibri"/>
+          <w:b/>
+          <w:bCs/>
+          <w:sz w:val="24"/>
+          <w:szCs w:val="24"/>
+        </w:rPr>
+        <w:t>“electricity plug</w:t>
+      </w:r>
+      <w:r>
+        <w:rPr>
+          <w:rFonts w:ascii="Calibri" w:hAnsi="Calibri"/>
+          <w:sz w:val="24"/>
+          <w:szCs w:val="24"/>
+        </w:rPr>
+        <w:t>” as an example.</w:t>
+      </w:r>
+      <w:r>
+        <w:br w:type="page"/>
+      </w:r>
+    </w:p>
+    <w:p>
+      <w:pPr>
+        <w:pStyle w:val="BodyText"/>
+        <w:bidi w:val="0"/>
+        <w:spacing w:before="0" w:after="140"/>
         <w:jc w:val="both"/>
         <w:rPr/>
       </w:pPr>
@@ -399,43 +436,6 @@
           <w:sz w:val="24"/>
           <w:szCs w:val="24"/>
         </w:rPr>
-        <w:t xml:space="preserve">As you see, fuse seems a kind of way of controlling the flow of current to one part of the circuit to another part. I am not going to discuss the circuit design plan here. But will like to take an example to explain how important to this issue, we will take an </w:t>
-      </w:r>
-      <w:r>
-        <w:rPr>
-          <w:rFonts w:ascii="Calibri" w:hAnsi="Calibri"/>
-          <w:b/>
-          <w:bCs/>
-          <w:sz w:val="24"/>
-          <w:szCs w:val="24"/>
-        </w:rPr>
-        <w:t>“electricity plug</w:t>
-      </w:r>
-      <w:r>
-        <w:rPr>
-          <w:rFonts w:ascii="Calibri" w:hAnsi="Calibri"/>
-          <w:sz w:val="24"/>
-          <w:szCs w:val="24"/>
-        </w:rPr>
-        <w:t>” as an example.</w:t>
-      </w:r>
-      <w:r>
-        <w:br w:type="page"/>
-      </w:r>
-    </w:p>
-    <w:p>
-      <w:pPr>
-        <w:pStyle w:val="BodyText"/>
-        <w:bidi w:val="0"/>
-        <w:jc w:val="both"/>
-        <w:rPr/>
-      </w:pPr>
-      <w:r>
-        <w:rPr>
-          <w:rFonts w:ascii="Calibri" w:hAnsi="Calibri"/>
-          <w:sz w:val="24"/>
-          <w:szCs w:val="24"/>
-        </w:rPr>
         <w:t>Before talking what is inside an “</w:t>
       </w:r>
       <w:r>
@@ -487,7 +487,11 @@
         </w:rPr>
       </w:pPr>
       <w:r>
-        <w:rPr/>
+        <w:rPr>
+          <w:rFonts w:ascii="Calibri" w:hAnsi="Calibri"/>
+          <w:sz w:val="24"/>
+          <w:szCs w:val="24"/>
+        </w:rPr>
         <w:drawing>
           <wp:anchor behindDoc="0" distT="0" distB="0" distL="0" distR="0" simplePos="0" locked="0" layoutInCell="0" allowOverlap="1" relativeHeight="2">
             <wp:simplePos x="0" y="0"/>
@@ -548,90 +552,114 @@
         </w:rPr>
       </w:pPr>
       <w:r>
+        <w:rPr>
+          <w:rFonts w:ascii="Calibri" w:hAnsi="Calibri"/>
+          <w:sz w:val="24"/>
+          <w:szCs w:val="24"/>
+        </w:rPr>
+      </w:r>
+    </w:p>
+    <w:p>
+      <w:pPr>
+        <w:pStyle w:val="BodyText"/>
+        <w:bidi w:val="0"/>
+        <w:jc w:val="both"/>
+        <w:rPr>
+          <w:rFonts w:ascii="Calibri" w:hAnsi="Calibri"/>
+          <w:sz w:val="24"/>
+          <w:szCs w:val="24"/>
+        </w:rPr>
+      </w:pPr>
+      <w:r>
+        <w:rPr>
+          <w:rFonts w:ascii="Calibri" w:hAnsi="Calibri"/>
+          <w:sz w:val="24"/>
+          <w:szCs w:val="24"/>
+        </w:rPr>
+      </w:r>
+    </w:p>
+    <w:p>
+      <w:pPr>
+        <w:pStyle w:val="BodyText"/>
+        <w:bidi w:val="0"/>
+        <w:jc w:val="both"/>
+        <w:rPr>
+          <w:rFonts w:ascii="Calibri" w:hAnsi="Calibri"/>
+          <w:sz w:val="24"/>
+          <w:szCs w:val="24"/>
+        </w:rPr>
+      </w:pPr>
+      <w:r>
+        <w:rPr>
+          <w:rFonts w:ascii="Calibri" w:hAnsi="Calibri"/>
+          <w:sz w:val="24"/>
+          <w:szCs w:val="24"/>
+        </w:rPr>
+      </w:r>
+    </w:p>
+    <w:p>
+      <w:pPr>
+        <w:pStyle w:val="BodyText"/>
+        <w:bidi w:val="0"/>
+        <w:jc w:val="both"/>
+        <w:rPr>
+          <w:rFonts w:ascii="Calibri" w:hAnsi="Calibri"/>
+          <w:sz w:val="24"/>
+          <w:szCs w:val="24"/>
+        </w:rPr>
+      </w:pPr>
+      <w:r>
+        <w:rPr>
+          <w:rFonts w:ascii="Calibri" w:hAnsi="Calibri"/>
+          <w:sz w:val="24"/>
+          <w:szCs w:val="24"/>
+        </w:rPr>
+      </w:r>
+    </w:p>
+    <w:p>
+      <w:pPr>
+        <w:pStyle w:val="BodyText"/>
+        <w:bidi w:val="0"/>
+        <w:jc w:val="both"/>
+        <w:rPr>
+          <w:rFonts w:ascii="Calibri" w:hAnsi="Calibri"/>
+          <w:sz w:val="24"/>
+          <w:szCs w:val="24"/>
+        </w:rPr>
+      </w:pPr>
+      <w:r>
+        <w:rPr>
+          <w:rFonts w:ascii="Calibri" w:hAnsi="Calibri"/>
+          <w:sz w:val="24"/>
+          <w:szCs w:val="24"/>
+        </w:rPr>
+      </w:r>
+    </w:p>
+    <w:p>
+      <w:pPr>
+        <w:pStyle w:val="BodyText"/>
+        <w:bidi w:val="0"/>
+        <w:jc w:val="both"/>
+        <w:rPr>
+          <w:rFonts w:ascii="Calibri" w:hAnsi="Calibri"/>
+          <w:sz w:val="24"/>
+          <w:szCs w:val="24"/>
+        </w:rPr>
+      </w:pPr>
+      <w:r>
+        <w:rPr>
+          <w:rFonts w:ascii="Calibri" w:hAnsi="Calibri"/>
+          <w:sz w:val="24"/>
+          <w:szCs w:val="24"/>
+        </w:rPr>
+      </w:r>
+    </w:p>
+    <w:p>
+      <w:pPr>
+        <w:pStyle w:val="BodyText"/>
+        <w:bidi w:val="0"/>
+        <w:jc w:val="both"/>
         <w:rPr/>
-      </w:r>
-    </w:p>
-    <w:p>
-      <w:pPr>
-        <w:pStyle w:val="BodyText"/>
-        <w:bidi w:val="0"/>
-        <w:jc w:val="both"/>
-        <w:rPr>
-          <w:rFonts w:ascii="Calibri" w:hAnsi="Calibri"/>
-          <w:sz w:val="24"/>
-          <w:szCs w:val="24"/>
-        </w:rPr>
-      </w:pPr>
-      <w:r>
-        <w:rPr/>
-      </w:r>
-    </w:p>
-    <w:p>
-      <w:pPr>
-        <w:pStyle w:val="BodyText"/>
-        <w:bidi w:val="0"/>
-        <w:jc w:val="both"/>
-        <w:rPr>
-          <w:rFonts w:ascii="Calibri" w:hAnsi="Calibri"/>
-          <w:sz w:val="24"/>
-          <w:szCs w:val="24"/>
-        </w:rPr>
-      </w:pPr>
-      <w:r>
-        <w:rPr/>
-      </w:r>
-    </w:p>
-    <w:p>
-      <w:pPr>
-        <w:pStyle w:val="BodyText"/>
-        <w:bidi w:val="0"/>
-        <w:jc w:val="both"/>
-        <w:rPr>
-          <w:rFonts w:ascii="Calibri" w:hAnsi="Calibri"/>
-          <w:sz w:val="24"/>
-          <w:szCs w:val="24"/>
-        </w:rPr>
-      </w:pPr>
-      <w:r>
-        <w:rPr/>
-      </w:r>
-    </w:p>
-    <w:p>
-      <w:pPr>
-        <w:pStyle w:val="BodyText"/>
-        <w:bidi w:val="0"/>
-        <w:jc w:val="both"/>
-        <w:rPr>
-          <w:rFonts w:ascii="Calibri" w:hAnsi="Calibri"/>
-          <w:sz w:val="24"/>
-          <w:szCs w:val="24"/>
-        </w:rPr>
-      </w:pPr>
-      <w:r>
-        <w:rPr/>
-      </w:r>
-    </w:p>
-    <w:p>
-      <w:pPr>
-        <w:pStyle w:val="BodyText"/>
-        <w:bidi w:val="0"/>
-        <w:jc w:val="both"/>
-        <w:rPr>
-          <w:rFonts w:ascii="Calibri" w:hAnsi="Calibri"/>
-          <w:sz w:val="24"/>
-          <w:szCs w:val="24"/>
-        </w:rPr>
-      </w:pPr>
-      <w:r>
-        <w:rPr/>
-      </w:r>
-    </w:p>
-    <w:p>
-      <w:pPr>
-        <w:pStyle w:val="BodyText"/>
-        <w:bidi w:val="0"/>
-        <w:jc w:val="both"/>
-        <w:rPr/>
       </w:pPr>
       <w:r>
         <w:rPr>
@@ -920,24 +948,36 @@
         </w:rPr>
       </w:pPr>
       <w:r>
-        <w:rPr/>
-      </w:r>
-    </w:p>
-    <w:p>
-      <w:pPr>
-        <w:pStyle w:val="BodyText"/>
-        <w:bidi w:val="0"/>
-        <w:jc w:val="both"/>
-        <w:rPr>
-          <w:rFonts w:ascii="Calibri" w:hAnsi="Calibri"/>
-          <w:b w:val="false"/>
-          <w:bCs w:val="false"/>
-          <w:sz w:val="24"/>
-          <w:szCs w:val="24"/>
-        </w:rPr>
-      </w:pPr>
-      <w:r>
-        <w:rPr/>
+        <w:rPr>
+          <w:rFonts w:ascii="Calibri" w:hAnsi="Calibri"/>
+          <w:b w:val="false"/>
+          <w:bCs w:val="false"/>
+          <w:sz w:val="24"/>
+          <w:szCs w:val="24"/>
+        </w:rPr>
+      </w:r>
+    </w:p>
+    <w:p>
+      <w:pPr>
+        <w:pStyle w:val="BodyText"/>
+        <w:bidi w:val="0"/>
+        <w:jc w:val="both"/>
+        <w:rPr>
+          <w:rFonts w:ascii="Calibri" w:hAnsi="Calibri"/>
+          <w:b w:val="false"/>
+          <w:bCs w:val="false"/>
+          <w:sz w:val="24"/>
+          <w:szCs w:val="24"/>
+        </w:rPr>
+      </w:pPr>
+      <w:r>
+        <w:rPr>
+          <w:rFonts w:ascii="Calibri" w:hAnsi="Calibri"/>
+          <w:b w:val="false"/>
+          <w:bCs w:val="false"/>
+          <w:sz w:val="24"/>
+          <w:szCs w:val="24"/>
+        </w:rPr>
         <w:drawing>
           <wp:anchor behindDoc="0" distT="0" distB="0" distL="0" distR="0" simplePos="0" locked="0" layoutInCell="0" allowOverlap="1" relativeHeight="3">
             <wp:simplePos x="0" y="0"/>
@@ -1000,219 +1040,544 @@
         </w:rPr>
       </w:pPr>
       <w:r>
+        <w:rPr>
+          <w:rFonts w:ascii="Calibri" w:hAnsi="Calibri"/>
+          <w:b w:val="false"/>
+          <w:bCs w:val="false"/>
+          <w:sz w:val="24"/>
+          <w:szCs w:val="24"/>
+        </w:rPr>
+      </w:r>
+    </w:p>
+    <w:p>
+      <w:pPr>
+        <w:pStyle w:val="BodyText"/>
+        <w:bidi w:val="0"/>
+        <w:jc w:val="both"/>
+        <w:rPr>
+          <w:rFonts w:ascii="Calibri" w:hAnsi="Calibri"/>
+          <w:b w:val="false"/>
+          <w:bCs w:val="false"/>
+          <w:sz w:val="24"/>
+          <w:szCs w:val="24"/>
+        </w:rPr>
+      </w:pPr>
+      <w:r>
+        <w:rPr>
+          <w:rFonts w:ascii="Calibri" w:hAnsi="Calibri"/>
+          <w:b w:val="false"/>
+          <w:bCs w:val="false"/>
+          <w:sz w:val="24"/>
+          <w:szCs w:val="24"/>
+        </w:rPr>
+      </w:r>
+    </w:p>
+    <w:p>
+      <w:pPr>
+        <w:pStyle w:val="BodyText"/>
+        <w:bidi w:val="0"/>
+        <w:jc w:val="both"/>
+        <w:rPr>
+          <w:rFonts w:ascii="Calibri" w:hAnsi="Calibri"/>
+          <w:b w:val="false"/>
+          <w:bCs w:val="false"/>
+          <w:sz w:val="24"/>
+          <w:szCs w:val="24"/>
+        </w:rPr>
+      </w:pPr>
+      <w:r>
+        <w:rPr>
+          <w:rFonts w:ascii="Calibri" w:hAnsi="Calibri"/>
+          <w:b w:val="false"/>
+          <w:bCs w:val="false"/>
+          <w:sz w:val="24"/>
+          <w:szCs w:val="24"/>
+        </w:rPr>
+      </w:r>
+    </w:p>
+    <w:p>
+      <w:pPr>
+        <w:pStyle w:val="BodyText"/>
+        <w:bidi w:val="0"/>
+        <w:jc w:val="both"/>
+        <w:rPr>
+          <w:rFonts w:ascii="Calibri" w:hAnsi="Calibri"/>
+          <w:b w:val="false"/>
+          <w:bCs w:val="false"/>
+          <w:sz w:val="24"/>
+          <w:szCs w:val="24"/>
+        </w:rPr>
+      </w:pPr>
+      <w:r>
+        <w:rPr>
+          <w:rFonts w:ascii="Calibri" w:hAnsi="Calibri"/>
+          <w:b w:val="false"/>
+          <w:bCs w:val="false"/>
+          <w:sz w:val="24"/>
+          <w:szCs w:val="24"/>
+        </w:rPr>
+      </w:r>
+    </w:p>
+    <w:p>
+      <w:pPr>
+        <w:pStyle w:val="BodyText"/>
+        <w:bidi w:val="0"/>
+        <w:jc w:val="both"/>
+        <w:rPr>
+          <w:rFonts w:ascii="Calibri" w:hAnsi="Calibri"/>
+          <w:b w:val="false"/>
+          <w:bCs w:val="false"/>
+          <w:sz w:val="24"/>
+          <w:szCs w:val="24"/>
+        </w:rPr>
+      </w:pPr>
+      <w:r>
+        <w:rPr>
+          <w:rFonts w:ascii="Calibri" w:hAnsi="Calibri"/>
+          <w:b w:val="false"/>
+          <w:bCs w:val="false"/>
+          <w:sz w:val="24"/>
+          <w:szCs w:val="24"/>
+        </w:rPr>
+      </w:r>
+    </w:p>
+    <w:p>
+      <w:pPr>
+        <w:pStyle w:val="BodyText"/>
+        <w:bidi w:val="0"/>
+        <w:jc w:val="both"/>
+        <w:rPr>
+          <w:rFonts w:ascii="Calibri" w:hAnsi="Calibri"/>
+          <w:b w:val="false"/>
+          <w:bCs w:val="false"/>
+          <w:sz w:val="24"/>
+          <w:szCs w:val="24"/>
+        </w:rPr>
+      </w:pPr>
+      <w:r>
+        <w:rPr>
+          <w:rFonts w:ascii="Calibri" w:hAnsi="Calibri"/>
+          <w:b w:val="false"/>
+          <w:bCs w:val="false"/>
+          <w:sz w:val="24"/>
+          <w:szCs w:val="24"/>
+        </w:rPr>
+      </w:r>
+    </w:p>
+    <w:p>
+      <w:pPr>
+        <w:pStyle w:val="BodyText"/>
+        <w:bidi w:val="0"/>
+        <w:jc w:val="both"/>
+        <w:rPr>
+          <w:rFonts w:ascii="Calibri" w:hAnsi="Calibri"/>
+          <w:b w:val="false"/>
+          <w:bCs w:val="false"/>
+          <w:sz w:val="24"/>
+          <w:szCs w:val="24"/>
+        </w:rPr>
+      </w:pPr>
+      <w:r>
+        <w:rPr>
+          <w:rFonts w:ascii="Calibri" w:hAnsi="Calibri"/>
+          <w:b w:val="false"/>
+          <w:bCs w:val="false"/>
+          <w:sz w:val="24"/>
+          <w:szCs w:val="24"/>
+        </w:rPr>
+      </w:r>
+    </w:p>
+    <w:p>
+      <w:pPr>
+        <w:pStyle w:val="BodyText"/>
+        <w:bidi w:val="0"/>
+        <w:jc w:val="both"/>
         <w:rPr/>
-      </w:r>
-    </w:p>
-    <w:p>
-      <w:pPr>
-        <w:pStyle w:val="BodyText"/>
-        <w:bidi w:val="0"/>
-        <w:jc w:val="both"/>
-        <w:rPr>
-          <w:rFonts w:ascii="Calibri" w:hAnsi="Calibri"/>
-          <w:b w:val="false"/>
-          <w:bCs w:val="false"/>
-          <w:sz w:val="24"/>
-          <w:szCs w:val="24"/>
-        </w:rPr>
-      </w:pPr>
-      <w:r>
+      </w:pPr>
+      <w:r>
+        <w:rPr>
+          <w:rFonts w:ascii="Calibri" w:hAnsi="Calibri"/>
+          <w:b w:val="false"/>
+          <w:bCs w:val="false"/>
+          <w:sz w:val="24"/>
+          <w:szCs w:val="24"/>
+        </w:rPr>
+        <w:t>Forget about the design of the plug. What we need to focus is the “</w:t>
+      </w:r>
+      <w:r>
+        <w:rPr>
+          <w:rFonts w:ascii="Calibri" w:hAnsi="Calibri"/>
+          <w:b/>
+          <w:bCs/>
+          <w:sz w:val="24"/>
+          <w:szCs w:val="24"/>
+        </w:rPr>
+        <w:t>Fuse</w:t>
+      </w:r>
+      <w:r>
+        <w:rPr>
+          <w:rFonts w:ascii="Calibri" w:hAnsi="Calibri"/>
+          <w:b w:val="false"/>
+          <w:bCs w:val="false"/>
+          <w:sz w:val="24"/>
+          <w:szCs w:val="24"/>
+        </w:rPr>
+        <w:t>”. As shown above there is a “Fuse” and is printed “</w:t>
+      </w:r>
+      <w:r>
+        <w:rPr>
+          <w:rFonts w:ascii="Calibri" w:hAnsi="Calibri"/>
+          <w:b/>
+          <w:bCs/>
+          <w:sz w:val="24"/>
+          <w:szCs w:val="24"/>
+        </w:rPr>
+        <w:t>13A</w:t>
+      </w:r>
+      <w:r>
+        <w:rPr>
+          <w:rFonts w:ascii="Calibri" w:hAnsi="Calibri"/>
+          <w:b w:val="false"/>
+          <w:bCs w:val="false"/>
+          <w:sz w:val="24"/>
+          <w:szCs w:val="24"/>
+        </w:rPr>
+        <w:t>”, what is “</w:t>
+      </w:r>
+      <w:r>
+        <w:rPr>
+          <w:rFonts w:ascii="Calibri" w:hAnsi="Calibri"/>
+          <w:b/>
+          <w:bCs/>
+          <w:sz w:val="24"/>
+          <w:szCs w:val="24"/>
+        </w:rPr>
+        <w:t>13A</w:t>
+      </w:r>
+      <w:r>
+        <w:rPr>
+          <w:rFonts w:ascii="Calibri" w:hAnsi="Calibri"/>
+          <w:b w:val="false"/>
+          <w:bCs w:val="false"/>
+          <w:sz w:val="24"/>
+          <w:szCs w:val="24"/>
+        </w:rPr>
+        <w:t>”? 13A is the maximum current flow that the fuse can withhold to keep this plug functioning. If the current flow is over 13A, to avoid over heated, the “fuse” will be cut off and the plug will stop functioning and the “fuse” needs to be changed. As we just discuss above the important of “</w:t>
+      </w:r>
+      <w:r>
+        <w:rPr>
+          <w:rFonts w:ascii="Calibri" w:hAnsi="Calibri"/>
+          <w:b/>
+          <w:bCs/>
+          <w:sz w:val="24"/>
+          <w:szCs w:val="24"/>
+        </w:rPr>
+        <w:t>alternative path</w:t>
+      </w:r>
+      <w:r>
+        <w:rPr>
+          <w:rFonts w:ascii="Calibri" w:hAnsi="Calibri"/>
+          <w:b w:val="false"/>
+          <w:bCs w:val="false"/>
+          <w:sz w:val="24"/>
+          <w:szCs w:val="24"/>
+        </w:rPr>
+        <w:t xml:space="preserve">”. The above design cannot achieve it, we need a little bit of adjustment, how? By </w:t>
+      </w:r>
+      <w:r>
+        <w:rPr>
+          <w:rFonts w:ascii="Calibri" w:hAnsi="Calibri"/>
+          <w:b w:val="false"/>
+          <w:bCs w:val="false"/>
+          <w:sz w:val="24"/>
+          <w:szCs w:val="24"/>
+        </w:rPr>
+        <w:t xml:space="preserve">adding 3 fuses and </w:t>
+      </w:r>
+      <w:r>
+        <w:rPr>
+          <w:rFonts w:ascii="Calibri" w:hAnsi="Calibri"/>
+          <w:b w:val="false"/>
+          <w:bCs w:val="false"/>
+          <w:sz w:val="24"/>
+          <w:szCs w:val="24"/>
+        </w:rPr>
+        <w:t xml:space="preserve">changing </w:t>
+      </w:r>
+      <w:r>
+        <w:rPr>
+          <w:rFonts w:ascii="Calibri" w:hAnsi="Calibri"/>
+          <w:b w:val="false"/>
+          <w:bCs w:val="false"/>
+          <w:sz w:val="24"/>
+          <w:szCs w:val="24"/>
+        </w:rPr>
+        <w:t>the</w:t>
+      </w:r>
+      <w:r>
+        <w:rPr>
+          <w:rFonts w:ascii="Calibri" w:hAnsi="Calibri"/>
+          <w:b w:val="false"/>
+          <w:bCs w:val="false"/>
+          <w:sz w:val="24"/>
+          <w:szCs w:val="24"/>
+        </w:rPr>
+        <w:t xml:space="preserve"> fuse </w:t>
+      </w:r>
+      <w:r>
+        <w:rPr>
+          <w:rFonts w:ascii="Calibri" w:hAnsi="Calibri"/>
+          <w:b w:val="false"/>
+          <w:bCs w:val="false"/>
+          <w:color w:val="FF0000"/>
+          <w:sz w:val="24"/>
+          <w:szCs w:val="24"/>
+        </w:rPr>
+        <w:t>position</w:t>
+      </w:r>
+      <w:r>
+        <w:rPr>
+          <w:rFonts w:ascii="Calibri" w:hAnsi="Calibri"/>
+          <w:b w:val="false"/>
+          <w:bCs w:val="false"/>
+          <w:color w:val="000000"/>
+          <w:sz w:val="24"/>
+          <w:szCs w:val="24"/>
+        </w:rPr>
+        <w:t>,</w:t>
+      </w:r>
+      <w:r>
+        <w:rPr>
+          <w:rFonts w:ascii="Calibri" w:hAnsi="Calibri"/>
+          <w:b w:val="false"/>
+          <w:bCs w:val="false"/>
+          <w:color w:val="FF0000"/>
+          <w:sz w:val="24"/>
+          <w:szCs w:val="24"/>
+        </w:rPr>
+        <w:t xml:space="preserve"> </w:t>
+      </w:r>
+      <w:r>
+        <w:rPr>
+          <w:rFonts w:ascii="Calibri" w:hAnsi="Calibri"/>
+          <w:b w:val="false"/>
+          <w:bCs w:val="false"/>
+          <w:color w:val="000000"/>
+          <w:sz w:val="24"/>
+          <w:szCs w:val="24"/>
+        </w:rPr>
+        <w:t xml:space="preserve">changing </w:t>
+      </w:r>
+      <w:r>
+        <w:rPr>
+          <w:rFonts w:ascii="Calibri" w:hAnsi="Calibri"/>
+          <w:b w:val="false"/>
+          <w:bCs w:val="false"/>
+          <w:color w:val="000000"/>
+          <w:sz w:val="24"/>
+          <w:szCs w:val="24"/>
+        </w:rPr>
+        <w:t>each</w:t>
+      </w:r>
+      <w:r>
+        <w:rPr>
+          <w:rFonts w:ascii="Calibri" w:hAnsi="Calibri"/>
+          <w:b w:val="false"/>
+          <w:bCs w:val="false"/>
+          <w:color w:val="000000"/>
+          <w:sz w:val="24"/>
+          <w:szCs w:val="24"/>
+        </w:rPr>
+        <w:t xml:space="preserve"> fuse position connecting to one of the 3 separate </w:t>
+      </w:r>
+      <w:r>
+        <w:rPr>
+          <w:rFonts w:ascii="Calibri" w:hAnsi="Calibri"/>
+          <w:b w:val="false"/>
+          <w:bCs w:val="false"/>
+          <w:color w:val="000000"/>
+          <w:sz w:val="24"/>
+          <w:szCs w:val="24"/>
+        </w:rPr>
+        <w:t>wires</w:t>
+      </w:r>
+      <w:r>
+        <w:rPr>
+          <w:rFonts w:ascii="Calibri" w:hAnsi="Calibri"/>
+          <w:b w:val="false"/>
+          <w:bCs w:val="false"/>
+          <w:color w:val="000000"/>
+          <w:sz w:val="24"/>
+          <w:szCs w:val="24"/>
+        </w:rPr>
+        <w:t>. For example: If the “</w:t>
+      </w:r>
+      <w:r>
+        <w:rPr>
+          <w:rFonts w:ascii="Calibri" w:hAnsi="Calibri"/>
+          <w:b/>
+          <w:bCs/>
+          <w:color w:val="000000"/>
+          <w:sz w:val="24"/>
+          <w:szCs w:val="24"/>
+        </w:rPr>
+        <w:t>fuse</w:t>
+      </w:r>
+      <w:r>
+        <w:rPr>
+          <w:rFonts w:ascii="Calibri" w:hAnsi="Calibri"/>
+          <w:b w:val="false"/>
+          <w:bCs w:val="false"/>
+          <w:color w:val="000000"/>
+          <w:sz w:val="24"/>
+          <w:szCs w:val="24"/>
+        </w:rPr>
+        <w:t>” is place under and connected to the “Neutral wire”, what happens is if the fuse of the neural wire is cutoff, the plug will still be functioning, electrical current will be equally directed to the “</w:t>
+      </w:r>
+      <w:r>
+        <w:rPr>
+          <w:rFonts w:ascii="Calibri" w:hAnsi="Calibri"/>
+          <w:b w:val="false"/>
+          <w:bCs w:val="false"/>
+          <w:color w:val="FF0000"/>
+          <w:sz w:val="24"/>
+          <w:szCs w:val="24"/>
+        </w:rPr>
+        <w:t>Earth</w:t>
+      </w:r>
+      <w:r>
+        <w:rPr>
+          <w:rFonts w:ascii="Calibri" w:hAnsi="Calibri"/>
+          <w:b w:val="false"/>
+          <w:bCs w:val="false"/>
+          <w:color w:val="000000"/>
+          <w:sz w:val="24"/>
+          <w:szCs w:val="24"/>
+        </w:rPr>
+        <w:t>” and “</w:t>
+      </w:r>
+      <w:r>
+        <w:rPr>
+          <w:rFonts w:ascii="Calibri" w:hAnsi="Calibri"/>
+          <w:b w:val="false"/>
+          <w:bCs w:val="false"/>
+          <w:color w:val="FF0000"/>
+          <w:sz w:val="24"/>
+          <w:szCs w:val="24"/>
+        </w:rPr>
+        <w:t>Live</w:t>
+      </w:r>
+      <w:r>
+        <w:rPr>
+          <w:rFonts w:ascii="Calibri" w:hAnsi="Calibri"/>
+          <w:b w:val="false"/>
+          <w:bCs w:val="false"/>
+          <w:color w:val="000000"/>
+          <w:sz w:val="24"/>
+          <w:szCs w:val="24"/>
+        </w:rPr>
+        <w:t xml:space="preserve">” wires. If </w:t>
+      </w:r>
+      <w:r>
+        <w:rPr>
+          <w:rFonts w:ascii="Calibri" w:hAnsi="Calibri"/>
+          <w:b w:val="false"/>
+          <w:bCs w:val="false"/>
+          <w:color w:val="000000"/>
+          <w:sz w:val="24"/>
+          <w:szCs w:val="24"/>
+        </w:rPr>
+        <w:t>the fuse of</w:t>
+      </w:r>
+      <w:r>
+        <w:rPr>
+          <w:rFonts w:ascii="Calibri" w:hAnsi="Calibri"/>
+          <w:b w:val="false"/>
+          <w:bCs w:val="false"/>
+          <w:color w:val="000000"/>
+          <w:sz w:val="24"/>
+          <w:szCs w:val="24"/>
+        </w:rPr>
+        <w:t xml:space="preserve"> “</w:t>
+      </w:r>
+      <w:r>
+        <w:rPr>
+          <w:rFonts w:ascii="Calibri" w:hAnsi="Calibri"/>
+          <w:b w:val="false"/>
+          <w:bCs w:val="false"/>
+          <w:color w:val="FF0000"/>
+          <w:sz w:val="24"/>
+          <w:szCs w:val="24"/>
+        </w:rPr>
+        <w:t>Live</w:t>
+      </w:r>
+      <w:r>
+        <w:rPr>
+          <w:rFonts w:ascii="Calibri" w:hAnsi="Calibri"/>
+          <w:b w:val="false"/>
+          <w:bCs w:val="false"/>
+          <w:color w:val="000000"/>
+          <w:sz w:val="24"/>
+          <w:szCs w:val="24"/>
+        </w:rPr>
+        <w:t>” wire is cutoff, then “</w:t>
+      </w:r>
+      <w:r>
+        <w:rPr>
+          <w:rFonts w:ascii="Calibri" w:hAnsi="Calibri"/>
+          <w:b w:val="false"/>
+          <w:bCs w:val="false"/>
+          <w:color w:val="FF0000"/>
+          <w:sz w:val="24"/>
+          <w:szCs w:val="24"/>
+        </w:rPr>
+        <w:t>Neutral</w:t>
+      </w:r>
+      <w:r>
+        <w:rPr>
+          <w:rFonts w:ascii="Calibri" w:hAnsi="Calibri"/>
+          <w:b w:val="false"/>
+          <w:bCs w:val="false"/>
+          <w:color w:val="000000"/>
+          <w:sz w:val="24"/>
+          <w:szCs w:val="24"/>
+        </w:rPr>
+        <w:t>” and the “</w:t>
+      </w:r>
+      <w:r>
+        <w:rPr>
+          <w:rFonts w:ascii="Calibri" w:hAnsi="Calibri"/>
+          <w:b w:val="false"/>
+          <w:bCs w:val="false"/>
+          <w:color w:val="FF0000"/>
+          <w:sz w:val="24"/>
+          <w:szCs w:val="24"/>
+        </w:rPr>
+        <w:t>Earth</w:t>
+      </w:r>
+      <w:r>
+        <w:rPr>
+          <w:rFonts w:ascii="Calibri" w:hAnsi="Calibri"/>
+          <w:b w:val="false"/>
+          <w:bCs w:val="false"/>
+          <w:color w:val="000000"/>
+          <w:sz w:val="24"/>
+          <w:szCs w:val="24"/>
+        </w:rPr>
+        <w:t xml:space="preserve">” will pick up the job and so on... </w:t>
+      </w:r>
+      <w:r>
+        <w:br w:type="page"/>
+      </w:r>
+    </w:p>
+    <w:p>
+      <w:pPr>
+        <w:pStyle w:val="BodyText"/>
+        <w:bidi w:val="0"/>
+        <w:spacing w:before="0" w:after="140"/>
+        <w:jc w:val="both"/>
         <w:rPr/>
-      </w:r>
-    </w:p>
-    <w:p>
-      <w:pPr>
-        <w:pStyle w:val="BodyText"/>
-        <w:bidi w:val="0"/>
-        <w:jc w:val="both"/>
-        <w:rPr>
-          <w:rFonts w:ascii="Calibri" w:hAnsi="Calibri"/>
-          <w:b w:val="false"/>
-          <w:bCs w:val="false"/>
-          <w:sz w:val="24"/>
-          <w:szCs w:val="24"/>
-        </w:rPr>
-      </w:pPr>
-      <w:r>
-        <w:rPr/>
-      </w:r>
-    </w:p>
-    <w:p>
-      <w:pPr>
-        <w:pStyle w:val="BodyText"/>
-        <w:bidi w:val="0"/>
-        <w:jc w:val="both"/>
-        <w:rPr>
-          <w:rFonts w:ascii="Calibri" w:hAnsi="Calibri"/>
-          <w:b w:val="false"/>
-          <w:bCs w:val="false"/>
-          <w:sz w:val="24"/>
-          <w:szCs w:val="24"/>
-        </w:rPr>
-      </w:pPr>
-      <w:r>
-        <w:rPr/>
-      </w:r>
-    </w:p>
-    <w:p>
-      <w:pPr>
-        <w:pStyle w:val="BodyText"/>
-        <w:bidi w:val="0"/>
-        <w:jc w:val="both"/>
-        <w:rPr>
-          <w:rFonts w:ascii="Calibri" w:hAnsi="Calibri"/>
-          <w:b w:val="false"/>
-          <w:bCs w:val="false"/>
-          <w:sz w:val="24"/>
-          <w:szCs w:val="24"/>
-        </w:rPr>
-      </w:pPr>
-      <w:r>
-        <w:rPr/>
-      </w:r>
-    </w:p>
-    <w:p>
-      <w:pPr>
-        <w:pStyle w:val="BodyText"/>
-        <w:bidi w:val="0"/>
-        <w:jc w:val="both"/>
-        <w:rPr>
-          <w:rFonts w:ascii="Calibri" w:hAnsi="Calibri"/>
-          <w:b w:val="false"/>
-          <w:bCs w:val="false"/>
-          <w:sz w:val="24"/>
-          <w:szCs w:val="24"/>
-        </w:rPr>
-      </w:pPr>
-      <w:r>
-        <w:rPr/>
-      </w:r>
-    </w:p>
-    <w:p>
-      <w:pPr>
-        <w:pStyle w:val="BodyText"/>
-        <w:bidi w:val="0"/>
-        <w:jc w:val="both"/>
-        <w:rPr>
-          <w:rFonts w:ascii="Calibri" w:hAnsi="Calibri"/>
-          <w:b w:val="false"/>
-          <w:bCs w:val="false"/>
-          <w:sz w:val="24"/>
-          <w:szCs w:val="24"/>
-        </w:rPr>
-      </w:pPr>
-      <w:r>
-        <w:rPr/>
-      </w:r>
-    </w:p>
-    <w:p>
-      <w:pPr>
-        <w:pStyle w:val="BodyText"/>
-        <w:bidi w:val="0"/>
-        <w:jc w:val="both"/>
-        <w:rPr/>
-      </w:pPr>
-      <w:r>
-        <w:rPr>
-          <w:rFonts w:ascii="Calibri" w:hAnsi="Calibri"/>
-          <w:b w:val="false"/>
-          <w:bCs w:val="false"/>
-          <w:sz w:val="24"/>
-          <w:szCs w:val="24"/>
-        </w:rPr>
-        <w:t>Forget about the design of the plug. What we need to focus is the “</w:t>
-      </w:r>
-      <w:r>
-        <w:rPr>
-          <w:rFonts w:ascii="Calibri" w:hAnsi="Calibri"/>
-          <w:b/>
-          <w:bCs/>
-          <w:sz w:val="24"/>
-          <w:szCs w:val="24"/>
-        </w:rPr>
-        <w:t>Fuse</w:t>
-      </w:r>
-      <w:r>
-        <w:rPr>
-          <w:rFonts w:ascii="Calibri" w:hAnsi="Calibri"/>
-          <w:b w:val="false"/>
-          <w:bCs w:val="false"/>
-          <w:sz w:val="24"/>
-          <w:szCs w:val="24"/>
-        </w:rPr>
-        <w:t>”. As shown above there is a “Fuse” and is printed “</w:t>
-      </w:r>
-      <w:r>
-        <w:rPr>
-          <w:rFonts w:ascii="Calibri" w:hAnsi="Calibri"/>
-          <w:b/>
-          <w:bCs/>
-          <w:sz w:val="24"/>
-          <w:szCs w:val="24"/>
-        </w:rPr>
-        <w:t>13A</w:t>
-      </w:r>
-      <w:r>
-        <w:rPr>
-          <w:rFonts w:ascii="Calibri" w:hAnsi="Calibri"/>
-          <w:b w:val="false"/>
-          <w:bCs w:val="false"/>
-          <w:sz w:val="24"/>
-          <w:szCs w:val="24"/>
-        </w:rPr>
-        <w:t>”, what is “</w:t>
-      </w:r>
-      <w:r>
-        <w:rPr>
-          <w:rFonts w:ascii="Calibri" w:hAnsi="Calibri"/>
-          <w:b/>
-          <w:bCs/>
-          <w:sz w:val="24"/>
-          <w:szCs w:val="24"/>
-        </w:rPr>
-        <w:t>13A</w:t>
-      </w:r>
-      <w:r>
-        <w:rPr>
-          <w:rFonts w:ascii="Calibri" w:hAnsi="Calibri"/>
-          <w:b w:val="false"/>
-          <w:bCs w:val="false"/>
-          <w:sz w:val="24"/>
-          <w:szCs w:val="24"/>
-        </w:rPr>
-        <w:t>”? 13A is the maximum current flow that the fuse can withhold to keep this plug functioning. If the current flow is over 13A, to avoid over heated, the “fuse” will be cut off and the plug will stop functioning and the “fuse” needs to be changed. As we just discuss above the important of “</w:t>
-      </w:r>
-      <w:r>
-        <w:rPr>
-          <w:rFonts w:ascii="Calibri" w:hAnsi="Calibri"/>
-          <w:b/>
-          <w:bCs/>
-          <w:sz w:val="24"/>
-          <w:szCs w:val="24"/>
-        </w:rPr>
-        <w:t>alternative path</w:t>
-      </w:r>
-      <w:r>
-        <w:rPr>
-          <w:rFonts w:ascii="Calibri" w:hAnsi="Calibri"/>
-          <w:b w:val="false"/>
-          <w:bCs w:val="false"/>
-          <w:sz w:val="24"/>
-          <w:szCs w:val="24"/>
-        </w:rPr>
-        <w:t xml:space="preserve">”. The above design cannot achieve it, we need a little bit of adjustment, how? By changing the fuse </w:t>
-      </w:r>
-      <w:r>
-        <w:rPr>
-          <w:rFonts w:ascii="Calibri" w:hAnsi="Calibri"/>
-          <w:b w:val="false"/>
-          <w:bCs w:val="false"/>
-          <w:color w:val="FF0000"/>
-          <w:sz w:val="24"/>
-          <w:szCs w:val="24"/>
-        </w:rPr>
-        <w:t>position</w:t>
-      </w:r>
+      </w:pPr>
       <w:r>
         <w:rPr>
           <w:rFonts w:ascii="Calibri" w:hAnsi="Calibri"/>
@@ -1222,18 +1587,7 @@
           <w:sz w:val="24"/>
           <w:szCs w:val="24"/>
         </w:rPr>
-        <w:t>,</w:t>
-      </w:r>
-      <w:r>
-        <w:rPr>
-          <w:rFonts w:ascii="Calibri" w:hAnsi="Calibri"/>
-          <w:b w:val="false"/>
-          <w:bCs w:val="false"/>
-          <w:color w:val="FF0000"/>
-          <w:sz w:val="24"/>
-          <w:szCs w:val="24"/>
-        </w:rPr>
-        <w:t xml:space="preserve"> </w:t>
+        <w:t xml:space="preserve">You see, how you design the circuit plan greatly affects the stability </w:t>
       </w:r>
       <w:r>
         <w:rPr>
@@ -1244,18 +1598,18 @@
           <w:sz w:val="24"/>
           <w:szCs w:val="24"/>
         </w:rPr>
-        <w:t>changing the fuse position connecting to one of the 3 separate cables. For example: If the “</w:t>
-      </w:r>
-      <w:r>
-        <w:rPr>
-          <w:rFonts w:ascii="Calibri" w:hAnsi="Calibri"/>
-          <w:b/>
-          <w:bCs/>
+        <w:t>and</w:t>
+      </w:r>
+      <w:r>
+        <w:rPr>
+          <w:rFonts w:ascii="Calibri" w:hAnsi="Calibri"/>
+          <w:b w:val="false"/>
+          <w:bCs w:val="false"/>
           <w:color w:val="000000"/>
           <w:sz w:val="24"/>
           <w:szCs w:val="24"/>
         </w:rPr>
-        <w:t>fuse</w:t>
+        <w:t xml:space="preserve"> cont</w:t>
       </w:r>
       <w:r>
         <w:rPr>
@@ -1266,18 +1620,7 @@
           <w:sz w:val="24"/>
           <w:szCs w:val="24"/>
         </w:rPr>
-        <w:t>” is place under and connected to the “Neutral wire”, what happens is if the fuse of the neural wire is cutoff, the plug will still be functioning, electrical current will be equally directed to the “</w:t>
-      </w:r>
-      <w:r>
-        <w:rPr>
-          <w:rFonts w:ascii="Calibri" w:hAnsi="Calibri"/>
-          <w:b w:val="false"/>
-          <w:bCs w:val="false"/>
-          <w:color w:val="FF0000"/>
-          <w:sz w:val="24"/>
-          <w:szCs w:val="24"/>
-        </w:rPr>
-        <w:t>Earth</w:t>
+        <w:t>i</w:t>
       </w:r>
       <w:r>
         <w:rPr>
@@ -1288,129 +1631,7 @@
           <w:sz w:val="24"/>
           <w:szCs w:val="24"/>
         </w:rPr>
-        <w:t>” and “</w:t>
-      </w:r>
-      <w:r>
-        <w:rPr>
-          <w:rFonts w:ascii="Calibri" w:hAnsi="Calibri"/>
-          <w:b w:val="false"/>
-          <w:bCs w:val="false"/>
-          <w:color w:val="FF0000"/>
-          <w:sz w:val="24"/>
-          <w:szCs w:val="24"/>
-        </w:rPr>
-        <w:t>Live</w:t>
-      </w:r>
-      <w:r>
-        <w:rPr>
-          <w:rFonts w:ascii="Calibri" w:hAnsi="Calibri"/>
-          <w:b w:val="false"/>
-          <w:bCs w:val="false"/>
-          <w:color w:val="000000"/>
-          <w:sz w:val="24"/>
-          <w:szCs w:val="24"/>
-        </w:rPr>
-        <w:t>” wires. If, “</w:t>
-      </w:r>
-      <w:r>
-        <w:rPr>
-          <w:rFonts w:ascii="Calibri" w:hAnsi="Calibri"/>
-          <w:b w:val="false"/>
-          <w:bCs w:val="false"/>
-          <w:color w:val="FF0000"/>
-          <w:sz w:val="24"/>
-          <w:szCs w:val="24"/>
-        </w:rPr>
-        <w:t>Live</w:t>
-      </w:r>
-      <w:r>
-        <w:rPr>
-          <w:rFonts w:ascii="Calibri" w:hAnsi="Calibri"/>
-          <w:b w:val="false"/>
-          <w:bCs w:val="false"/>
-          <w:color w:val="000000"/>
-          <w:sz w:val="24"/>
-          <w:szCs w:val="24"/>
-        </w:rPr>
-        <w:t>” wire is cutoff, then “</w:t>
-      </w:r>
-      <w:r>
-        <w:rPr>
-          <w:rFonts w:ascii="Calibri" w:hAnsi="Calibri"/>
-          <w:b w:val="false"/>
-          <w:bCs w:val="false"/>
-          <w:color w:val="FF0000"/>
-          <w:sz w:val="24"/>
-          <w:szCs w:val="24"/>
-        </w:rPr>
-        <w:t>Neutral</w:t>
-      </w:r>
-      <w:r>
-        <w:rPr>
-          <w:rFonts w:ascii="Calibri" w:hAnsi="Calibri"/>
-          <w:b w:val="false"/>
-          <w:bCs w:val="false"/>
-          <w:color w:val="000000"/>
-          <w:sz w:val="24"/>
-          <w:szCs w:val="24"/>
-        </w:rPr>
-        <w:t>” (with the fuse) and the “</w:t>
-      </w:r>
-      <w:r>
-        <w:rPr>
-          <w:rFonts w:ascii="Calibri" w:hAnsi="Calibri"/>
-          <w:b w:val="false"/>
-          <w:bCs w:val="false"/>
-          <w:color w:val="FF0000"/>
-          <w:sz w:val="24"/>
-          <w:szCs w:val="24"/>
-        </w:rPr>
-        <w:t>Earth</w:t>
-      </w:r>
-      <w:r>
-        <w:rPr>
-          <w:rFonts w:ascii="Calibri" w:hAnsi="Calibri"/>
-          <w:b w:val="false"/>
-          <w:bCs w:val="false"/>
-          <w:color w:val="000000"/>
-          <w:sz w:val="24"/>
-          <w:szCs w:val="24"/>
-        </w:rPr>
-        <w:t xml:space="preserve">” will pick up the job and so on... </w:t>
-      </w:r>
-      <w:r>
-        <w:br w:type="page"/>
-      </w:r>
-    </w:p>
-    <w:p>
-      <w:pPr>
-        <w:pStyle w:val="BodyText"/>
-        <w:bidi w:val="0"/>
-        <w:spacing w:before="0" w:after="140"/>
-        <w:jc w:val="both"/>
-        <w:rPr/>
-      </w:pPr>
-      <w:r>
-        <w:rPr>
-          <w:rFonts w:ascii="Calibri" w:hAnsi="Calibri"/>
-          <w:b w:val="false"/>
-          <w:bCs w:val="false"/>
-          <w:color w:val="000000"/>
-          <w:sz w:val="24"/>
-          <w:szCs w:val="24"/>
-        </w:rPr>
-        <w:t>Y</w:t>
-      </w:r>
-      <w:r>
-        <w:rPr>
-          <w:rFonts w:ascii="Calibri" w:hAnsi="Calibri"/>
-          <w:b w:val="false"/>
-          <w:bCs w:val="false"/>
-          <w:color w:val="000000"/>
-          <w:sz w:val="24"/>
-          <w:szCs w:val="24"/>
-        </w:rPr>
-        <w:t xml:space="preserve">ou see, how you design the circuit plan greatly affects the stability of the contentious supply of electricity. </w:t>
+        <w:t xml:space="preserve">nuous supply of electricity. </w:t>
       </w:r>
     </w:p>
     <w:sectPr>
@@ -1420,6 +1641,7 @@
       <w:pgNumType w:fmt="decimal"/>
       <w:formProt w:val="false"/>
       <w:textDirection w:val="lrTb"/>
+      <w:docGrid w:type="default" w:linePitch="100" w:charSpace="0"/>
     </w:sectPr>
   </w:body>
 </w:document>
@@ -1730,7 +1952,6 @@
     </w:lvl>
     <w:lvl w:ilvl="2">
       <w:start w:val="1"/>
-      <w:pStyle w:val="Heading3"/>
       <w:numFmt w:val="none"/>
       <w:suff w:val="nothing"/>
       <w:lvlText w:val=""/>
@@ -1847,7 +2068,6 @@
     </w:rPrDefault>
     <w:pPrDefault>
       <w:pPr>
-        <w:widowControl/>
         <w:suppressAutoHyphens w:val="true"/>
       </w:pPr>
     </w:pPrDefault>
@@ -1857,7 +2077,10 @@
     <w:qFormat/>
     <w:pPr>
       <w:widowControl/>
+      <w:suppressAutoHyphens w:val="true"/>
       <w:bidi w:val="0"/>
+      <w:spacing w:before="0" w:after="0"/>
+      <w:jc w:val="start"/>
     </w:pPr>
     <w:rPr>
       <w:rFonts w:ascii="Liberation Serif" w:hAnsi="Liberation Serif" w:eastAsia="NSimSun" w:cs="Arial"/>
